--- a/docencia/descargas/Formato_Tarea_Aplicacion_Manuscrita.docx
+++ b/docencia/descargas/Formato_Tarea_Aplicacion_Manuscrita.docx
@@ -1092,7 +1092,7 @@
       <w:headerReference w:type="default" r:id="rId9"/>
       <w:footerReference w:type="default" r:id="rId10"/>
       <w:pgSz w:w="11906" w:h="16838"/>
-      <w:pgMar w:top="709" w:right="765" w:bottom="709" w:left="765" w:header="720" w:footer="720" w:gutter="0"/>
+      <w:pgMar w:top="709" w:right="765" w:bottom="709" w:left="765" w:header="720" w:footer="360" w:gutter="0"/>
       <w:cols w:space="720"/>
       <w:docGrid w:linePitch="360"/>
     </w:sectPr>
@@ -1102,23 +1102,182 @@
 
 <file path=word/footer1.xml><?xml version="1.0" encoding="utf-8"?>
 <w:ftr xmlns:m="http://schemas.openxmlformats.org/officeDocument/2006/math" xmlns:mc="http://schemas.openxmlformats.org/markup-compatibility/2006" xmlns:mo="http://schemas.microsoft.com/office/mac/office/2008/main" xmlns:mv="urn:schemas-microsoft-com:mac:vml" xmlns:o="urn:schemas-microsoft-com:office:office" xmlns:r="http://schemas.openxmlformats.org/officeDocument/2006/relationships" xmlns:v="urn:schemas-microsoft-com:vml" xmlns:w10="urn:schemas-microsoft-com:office:word" xmlns:w14="http://schemas.microsoft.com/office/word/2010/wordml" xmlns:w="http://schemas.openxmlformats.org/wordprocessingml/2006/main" xmlns:wne="http://schemas.microsoft.com/office/word/2006/wordml" xmlns:wp14="http://schemas.microsoft.com/office/word/2010/wordprocessingDrawing" xmlns:wp="http://schemas.openxmlformats.org/drawingml/2006/wordprocessingDrawing" xmlns:wpc="http://schemas.microsoft.com/office/word/2010/wordprocessingCanvas" xmlns:wpg="http://schemas.microsoft.com/office/word/2010/wordprocessingGroup" xmlns:wpi="http://schemas.microsoft.com/office/word/2010/wordprocessingInk" xmlns:wps="http://schemas.microsoft.com/office/word/2010/wordprocessingShape" mc:Ignorable="w14 wp14">
-  <w:p>
-    <w:pPr>
-      <w:pStyle w:val="Footer"/>
-      <w:jc w:val="right"/>
-    </w:pPr>
-    <w:r>
-      <w:rPr>
-        <w:rFonts w:ascii="Arial" w:hAnsi="Arial"/>
-        <w:color w:val="62747B"/>
-        <w:sz w:val="16"/>
-      </w:rPr>
-      <w:t xml:space="preserve">Página </w:t>
-      <w:fldChar w:fldCharType="begin"/>
-      <w:instrText xml:space="preserve"> PAGE </w:instrText>
-      <w:fldChar w:fldCharType="end"/>
-    </w:r>
-  </w:p>
+  <w:tbl>
+    <w:tblPr>
+      <w:tblW w:type="auto" w:w="0"/>
+      <w:jc w:val="center"/>
+      <w:tblLayout w:type="fixed"/>
+      <w:tblLook w:firstColumn="1" w:firstRow="1" w:lastColumn="0" w:lastRow="0" w:noHBand="0" w:noVBand="1" w:val="04A0"/>
+      <w:tblBorders>
+        <w:top w:val="single" w:sz="8" w:space="0" w:color="C7D2D5"/>
+        <w:left w:val="nil"/>
+        <w:bottom w:val="nil"/>
+        <w:right w:val="nil"/>
+        <w:insideH w:val="nil"/>
+        <w:insideV w:val="nil"/>
+      </w:tblBorders>
+    </w:tblPr>
+    <w:tblGrid>
+      <w:gridCol w:w="8716"/>
+      <w:gridCol w:w="1660"/>
+    </w:tblGrid>
+    <w:tr>
+      <w:tc>
+        <w:tcPr>
+          <w:tcW w:type="dxa" w:w="5188"/>
+          <w:vAlign w:val="center"/>
+          <w:tcMar>
+            <w:top w:w="40" w:type="dxa"/>
+            <w:start w:w="60" w:type="dxa"/>
+            <w:bottom w:w="30" w:type="dxa"/>
+            <w:end w:w="60" w:type="dxa"/>
+          </w:tcMar>
+        </w:tcPr>
+        <w:p>
+          <w:pPr>
+            <w:spacing w:after="0" w:before="0"/>
+            <w:jc w:val="left"/>
+          </w:pPr>
+          <w:r>
+            <w:rPr>
+              <w:rFonts w:ascii="Arial" w:hAnsi="Arial"/>
+              <w:b w:val="0"/>
+              <w:color w:val="566B73"/>
+              <w:sz w:val="13"/>
+            </w:rPr>
+            <w:t>Origen y edición académica: Juan Carlos Lozano Sierra · JuanKLoz · Elaborado con apoyo de IA · Libre consulta y distribución con atribución</w:t>
+          </w:r>
+        </w:p>
+      </w:tc>
+      <w:tc>
+        <w:tcPr>
+          <w:tcW w:type="dxa" w:w="5188"/>
+          <w:vAlign w:val="center"/>
+          <w:tcMar>
+            <w:top w:w="40" w:type="dxa"/>
+            <w:start w:w="60" w:type="dxa"/>
+            <w:bottom w:w="30" w:type="dxa"/>
+            <w:end w:w="60" w:type="dxa"/>
+          </w:tcMar>
+        </w:tcPr>
+        <w:p>
+          <w:pPr>
+            <w:spacing w:after="0" w:before="0"/>
+            <w:jc w:val="right"/>
+          </w:pPr>
+          <w:r>
+            <w:rPr>
+              <w:rFonts w:ascii="Arial" w:hAnsi="Arial"/>
+              <w:b w:val="0"/>
+              <w:color w:val="566B73"/>
+              <w:sz w:val="13"/>
+            </w:rPr>
+            <w:t xml:space="preserve">Página </w:t>
+          </w:r>
+          <w:r>
+            <w:rPr>
+              <w:rFonts w:ascii="Arial" w:hAnsi="Arial"/>
+              <w:b w:val="0"/>
+              <w:color w:val="566B73"/>
+              <w:sz w:val="13"/>
+            </w:rPr>
+            <w:fldChar w:fldCharType="begin"/>
+            <w:instrText xml:space="preserve"> PAGE </w:instrText>
+            <w:fldChar w:fldCharType="separate"/>
+            <w:t>1</w:t>
+            <w:fldChar w:fldCharType="end"/>
+          </w:r>
+          <w:r>
+            <w:rPr>
+              <w:rFonts w:ascii="Arial" w:hAnsi="Arial"/>
+              <w:b w:val="0"/>
+              <w:color w:val="566B73"/>
+              <w:sz w:val="13"/>
+            </w:rPr>
+            <w:t xml:space="preserve"> de </w:t>
+          </w:r>
+          <w:r>
+            <w:rPr>
+              <w:rFonts w:ascii="Arial" w:hAnsi="Arial"/>
+              <w:b w:val="0"/>
+              <w:color w:val="566B73"/>
+              <w:sz w:val="13"/>
+            </w:rPr>
+            <w:fldChar w:fldCharType="begin"/>
+            <w:instrText xml:space="preserve"> NUMPAGES </w:instrText>
+            <w:fldChar w:fldCharType="separate"/>
+            <w:t>1</w:t>
+            <w:fldChar w:fldCharType="end"/>
+          </w:r>
+        </w:p>
+      </w:tc>
+    </w:tr>
+    <w:tr>
+      <w:tc>
+        <w:tcPr>
+          <w:tcW w:type="dxa" w:w="10376"/>
+          <w:vAlign w:val="center"/>
+          <w:gridSpan w:val="2"/>
+          <w:tcMar>
+            <w:top w:w="40" w:type="dxa"/>
+            <w:start w:w="60" w:type="dxa"/>
+            <w:bottom w:w="30" w:type="dxa"/>
+            <w:end w:w="60" w:type="dxa"/>
+          </w:tcMar>
+        </w:tcPr>
+        <w:p>
+          <w:pPr>
+            <w:spacing w:after="0" w:before="0"/>
+            <w:jc w:val="left"/>
+          </w:pPr>
+          <w:hyperlink r:id="rId1">
+            <w:r>
+              <w:rPr>
+                <w:rFonts w:ascii="Arial" w:hAnsi="Arial"/>
+                <w:color w:val="008C86"/>
+                <w:sz w:val="13"/>
+                <w:szCs w:val="13"/>
+              </w:rPr>
+              <w:t>juankloz.github.io</w:t>
+            </w:r>
+          </w:hyperlink>
+          <w:hyperlink r:id="rId2">
+            <w:r>
+              <w:rPr>
+                <w:rFonts w:ascii="Arial" w:hAnsi="Arial"/>
+                <w:color w:val="008C86"/>
+                <w:sz w:val="13"/>
+                <w:szCs w:val="13"/>
+              </w:rPr>
+              <w:t>  ·  TikTok @juankloz75</w:t>
+            </w:r>
+          </w:hyperlink>
+          <w:hyperlink r:id="rId3">
+            <w:r>
+              <w:rPr>
+                <w:rFonts w:ascii="Arial" w:hAnsi="Arial"/>
+                <w:color w:val="008C86"/>
+                <w:sz w:val="13"/>
+                <w:szCs w:val="13"/>
+              </w:rPr>
+              <w:t>  ·  GitHub @juankloz</w:t>
+            </w:r>
+          </w:hyperlink>
+          <w:hyperlink r:id="rId4">
+            <w:r>
+              <w:rPr>
+                <w:rFonts w:ascii="Arial" w:hAnsi="Arial"/>
+                <w:color w:val="008C86"/>
+                <w:sz w:val="13"/>
+                <w:szCs w:val="13"/>
+              </w:rPr>
+              <w:t>  ·  Juankloz75@hotmail.com</w:t>
+            </w:r>
+          </w:hyperlink>
+        </w:p>
+      </w:tc>
+    </w:tr>
+  </w:tbl>
 </w:ftr>
 </file>
 
@@ -1136,6 +1295,53 @@
         <w:sz w:val="16"/>
       </w:rPr>
       <w:t>JUANKLOZ DOCENCIA  |  TAREA DE APLICACIÓN Y CONSOLIDACIÓN</w:t>
+    </w:r>
+  </w:p>
+  <w:p>
+    <w:pPr>
+      <w:spacing w:after="0" w:before="0"/>
+    </w:pPr>
+    <w:r>
+      <w:drawing>
+        <wp:anchor xmlns:a="http://schemas.openxmlformats.org/drawingml/2006/main" xmlns:pic="http://schemas.openxmlformats.org/drawingml/2006/picture" distT="0" distB="0" distL="0" distR="0" simplePos="0" relativeHeight="0" behindDoc="1" locked="0" layoutInCell="1" allowOverlap="1">
+          <wp:simplePos x="0" y="0"/>
+          <wp:positionH relativeFrom="page">
+            <wp:align>center</wp:align>
+          </wp:positionH>
+          <wp:positionV relativeFrom="page">
+            <wp:align>center</wp:align>
+          </wp:positionV>
+          <wp:extent cx="6061659" cy="6061659"/>
+          <wp:wrapNone/>
+          <wp:docPr id="1" name="Picture 1"/>
+          <wp:cNvGraphicFramePr>
+            <a:graphicFrameLocks noChangeAspect="1"/>
+          </wp:cNvGraphicFramePr>
+          <a:graphic>
+            <a:graphicData uri="http://schemas.openxmlformats.org/drawingml/2006/picture">
+              <pic:pic>
+                <pic:nvPicPr>
+                  <pic:cNvPr id="0" name="_watermark_juankloz.png"/>
+                  <pic:cNvPicPr/>
+                </pic:nvPicPr>
+                <pic:blipFill>
+                  <a:blip r:embed="rId1"/>
+                  <a:stretch>
+                    <a:fillRect/>
+                  </a:stretch>
+                </pic:blipFill>
+                <pic:spPr>
+                  <a:xfrm>
+                    <a:off x="0" y="0"/>
+                    <a:ext cx="6061659" cy="6061659"/>
+                  </a:xfrm>
+                  <a:prstGeom prst="rect"/>
+                </pic:spPr>
+              </pic:pic>
+            </a:graphicData>
+          </a:graphic>
+        </wp:anchor>
+      </w:drawing>
     </w:r>
   </w:p>
 </w:hdr>
